--- a/_Export_To_Drive/Chapter_8_Complete.docx
+++ b/_Export_To_Drive/Chapter_8_Complete.docx
@@ -4909,14 +4909,14 @@
       <w:r>
         <w:drawing>
           <wp:inline>
-            <wp:extent cx="3810000" cy="2540000"/>
+            <wp:extent cx="3121152" cy="3121152"/>
             <wp:effectExtent b="0" l="0" r="0" t="0"/>
             <wp:docPr descr="A Montanha Central" title="" id="37" name="Picture"/>
             <a:graphic>
               <a:graphicData uri="http://schemas.openxmlformats.org/drawingml/2006/picture">
                 <pic:pic>
                   <pic:nvPicPr>
-                    <pic:cNvPr descr="figures/chapter8/infographic_8_1_geometric_profile.md" id="38" name="Picture"/>
+                    <pic:cNvPr descr="figures/chapter8/supracor_geometric_profile.png" id="38" name="Picture"/>
                     <pic:cNvPicPr>
                       <a:picLocks noChangeArrowheads="1" noChangeAspect="1"/>
                     </pic:cNvPicPr>
@@ -4930,7 +4930,7 @@
                   <pic:spPr bwMode="auto">
                     <a:xfrm>
                       <a:off x="0" y="0"/>
-                      <a:ext cx="3810000" cy="2540000"/>
+                      <a:ext cx="3121152" cy="3121152"/>
                     </a:xfrm>
                     <a:prstGeom prst="rect">
                       <a:avLst/>
@@ -5004,14 +5004,14 @@
       <w:r>
         <w:drawing>
           <wp:inline>
-            <wp:extent cx="3810000" cy="2540000"/>
+            <wp:extent cx="3121152" cy="3121152"/>
             <wp:effectExtent b="0" l="0" r="0" t="0"/>
             <wp:docPr descr="Balança de Ganhos e Perdas" title="" id="41" name="Picture"/>
             <a:graphic>
               <a:graphicData uri="http://schemas.openxmlformats.org/drawingml/2006/picture">
                 <pic:pic>
                   <pic:nvPicPr>
-                    <pic:cNvPr descr="figures/chapter8/infographic_8_2_tradeoff_matrix.md" id="42" name="Picture"/>
+                    <pic:cNvPr descr="figures/chapter8/supracor_tradeoff_scale.png" id="42" name="Picture"/>
                     <pic:cNvPicPr>
                       <a:picLocks noChangeArrowheads="1" noChangeAspect="1"/>
                     </pic:cNvPicPr>
@@ -5025,7 +5025,7 @@
                   <pic:spPr bwMode="auto">
                     <a:xfrm>
                       <a:off x="0" y="0"/>
-                      <a:ext cx="3810000" cy="2540000"/>
+                      <a:ext cx="3121152" cy="3121152"/>
                     </a:xfrm>
                     <a:prstGeom prst="rect">
                       <a:avLst/>
@@ -5071,14 +5071,14 @@
       <w:r>
         <w:drawing>
           <wp:inline>
-            <wp:extent cx="3810000" cy="2540000"/>
+            <wp:extent cx="3121152" cy="3121152"/>
             <wp:effectExtent b="0" l="0" r="0" t="0"/>
             <wp:docPr descr="O Nicho Estreito" title="" id="45" name="Picture"/>
             <a:graphic>
               <a:graphicData uri="http://schemas.openxmlformats.org/drawingml/2006/picture">
                 <pic:pic>
                   <pic:nvPicPr>
-                    <pic:cNvPr descr="figures/chapter8/infographic_8_3_decision_algorithm.md" id="46" name="Picture"/>
+                    <pic:cNvPr descr="figures/chapter8/supracor_decision_algorithm.png" id="46" name="Picture"/>
                     <pic:cNvPicPr>
                       <a:picLocks noChangeArrowheads="1" noChangeAspect="1"/>
                     </pic:cNvPicPr>
@@ -5092,7 +5092,7 @@
                   <pic:spPr bwMode="auto">
                     <a:xfrm>
                       <a:off x="0" y="0"/>
-                      <a:ext cx="3810000" cy="2540000"/>
+                      <a:ext cx="3121152" cy="3121152"/>
                     </a:xfrm>
                     <a:prstGeom prst="rect">
                       <a:avLst/>
@@ -5166,14 +5166,14 @@
       <w:r>
         <w:drawing>
           <wp:inline>
-            <wp:extent cx="3810000" cy="2540000"/>
+            <wp:extent cx="3121152" cy="3121152"/>
             <wp:effectExtent b="0" l="0" r="0" t="0"/>
             <wp:docPr descr="O Vale do Arrependimento" title="" id="49" name="Picture"/>
             <a:graphic>
               <a:graphicData uri="http://schemas.openxmlformats.org/drawingml/2006/picture">
                 <pic:pic>
                   <pic:nvPicPr>
-                    <pic:cNvPr descr="figures/chapter8/infographic_8_4_neuroadaptation_curve.md" id="50" name="Picture"/>
+                    <pic:cNvPr descr="figures/chapter8/supracor_neuroadaptation_curve.png" id="50" name="Picture"/>
                     <pic:cNvPicPr>
                       <a:picLocks noChangeArrowheads="1" noChangeAspect="1"/>
                     </pic:cNvPicPr>
@@ -5187,7 +5187,7 @@
                   <pic:spPr bwMode="auto">
                     <a:xfrm>
                       <a:off x="0" y="0"/>
-                      <a:ext cx="3810000" cy="2540000"/>
+                      <a:ext cx="3121152" cy="3121152"/>
                     </a:xfrm>
                     <a:prstGeom prst="rect">
                       <a:avLst/>
@@ -5247,14 +5247,14 @@
       <w:r>
         <w:drawing>
           <wp:inline>
-            <wp:extent cx="3810000" cy="2540000"/>
+            <wp:extent cx="3121152" cy="3121152"/>
             <wp:effectExtent b="0" l="0" r="0" t="0"/>
             <wp:docPr descr="Sequelas da Reversão" title="" id="53" name="Picture"/>
             <a:graphic>
               <a:graphicData uri="http://schemas.openxmlformats.org/drawingml/2006/picture">
                 <pic:pic>
                   <pic:nvPicPr>
-                    <pic:cNvPr descr="figures/chapter8/infographic_8_5_reversal_case.md" id="54" name="Picture"/>
+                    <pic:cNvPr descr="figures/chapter8/supracor_reversal_triptych.png" id="54" name="Picture"/>
                     <pic:cNvPicPr>
                       <a:picLocks noChangeArrowheads="1" noChangeAspect="1"/>
                     </pic:cNvPicPr>
@@ -5268,7 +5268,7 @@
                   <pic:spPr bwMode="auto">
                     <a:xfrm>
                       <a:off x="0" y="0"/>
-                      <a:ext cx="3810000" cy="2540000"/>
+                      <a:ext cx="3121152" cy="3121152"/>
                     </a:xfrm>
                     <a:prstGeom prst="rect">
                       <a:avLst/>
